--- a/klagomål/A 61915-2024 FSC-klagomål.docx
+++ b/klagomål/A 61915-2024 FSC-klagomål.docx
@@ -905,7 +905,7 @@
     <w:r>
       <w:tab/>
       <w:tab/>
-      <w:t>2024-12-31</w:t>
+      <w:t>2025-01-01</w:t>
       <w:br/>
       <w:br/>
     </w:r>

--- a/klagomål/A 61915-2024 FSC-klagomål.docx
+++ b/klagomål/A 61915-2024 FSC-klagomål.docx
@@ -905,7 +905,7 @@
     <w:r>
       <w:tab/>
       <w:tab/>
-      <w:t>2025-01-01</w:t>
+      <w:t>2025-01-02</w:t>
       <w:br/>
       <w:br/>
     </w:r>

--- a/klagomål/A 61915-2024 FSC-klagomål.docx
+++ b/klagomål/A 61915-2024 FSC-klagomål.docx
@@ -905,7 +905,7 @@
     <w:r>
       <w:tab/>
       <w:tab/>
-      <w:t>2025-01-02</w:t>
+      <w:t>2025-01-03</w:t>
       <w:br/>
       <w:br/>
     </w:r>

--- a/klagomål/A 61915-2024 FSC-klagomål.docx
+++ b/klagomål/A 61915-2024 FSC-klagomål.docx
@@ -905,7 +905,7 @@
     <w:r>
       <w:tab/>
       <w:tab/>
-      <w:t>2025-01-30</w:t>
+      <w:t>2025-01-31</w:t>
       <w:br/>
       <w:br/>
     </w:r>

--- a/klagomål/A 61915-2024 FSC-klagomål.docx
+++ b/klagomål/A 61915-2024 FSC-klagomål.docx
@@ -905,7 +905,7 @@
     <w:r>
       <w:tab/>
       <w:tab/>
-      <w:t>2025-01-31</w:t>
+      <w:t>2025-02-02</w:t>
       <w:br/>
       <w:br/>
     </w:r>

--- a/klagomål/A 61915-2024 FSC-klagomål.docx
+++ b/klagomål/A 61915-2024 FSC-klagomål.docx
@@ -905,7 +905,7 @@
     <w:r>
       <w:tab/>
       <w:tab/>
-      <w:t>2025-02-02</w:t>
+      <w:t>2025-02-03</w:t>
       <w:br/>
       <w:br/>
     </w:r>

--- a/klagomål/A 61915-2024 FSC-klagomål.docx
+++ b/klagomål/A 61915-2024 FSC-klagomål.docx
@@ -905,7 +905,7 @@
     <w:r>
       <w:tab/>
       <w:tab/>
-      <w:t>2025-02-03</w:t>
+      <w:t>2025-02-04</w:t>
       <w:br/>
       <w:br/>
     </w:r>

--- a/klagomål/A 61915-2024 FSC-klagomål.docx
+++ b/klagomål/A 61915-2024 FSC-klagomål.docx
@@ -905,7 +905,7 @@
     <w:r>
       <w:tab/>
       <w:tab/>
-      <w:t>2025-02-04</w:t>
+      <w:t>2025-02-05</w:t>
       <w:br/>
       <w:br/>
     </w:r>

--- a/klagomål/A 61915-2024 FSC-klagomål.docx
+++ b/klagomål/A 61915-2024 FSC-klagomål.docx
@@ -905,7 +905,7 @@
     <w:r>
       <w:tab/>
       <w:tab/>
-      <w:t>2025-02-05</w:t>
+      <w:t>2025-02-06</w:t>
       <w:br/>
       <w:br/>
     </w:r>

--- a/klagomål/A 61915-2024 FSC-klagomål.docx
+++ b/klagomål/A 61915-2024 FSC-klagomål.docx
@@ -905,7 +905,7 @@
     <w:r>
       <w:tab/>
       <w:tab/>
-      <w:t>2025-02-06</w:t>
+      <w:t>2025-02-07</w:t>
       <w:br/>
       <w:br/>
     </w:r>

--- a/klagomål/A 61915-2024 FSC-klagomål.docx
+++ b/klagomål/A 61915-2024 FSC-klagomål.docx
@@ -905,7 +905,7 @@
     <w:r>
       <w:tab/>
       <w:tab/>
-      <w:t>2025-02-07</w:t>
+      <w:t>2025-02-08</w:t>
       <w:br/>
       <w:br/>
     </w:r>

--- a/klagomål/A 61915-2024 FSC-klagomål.docx
+++ b/klagomål/A 61915-2024 FSC-klagomål.docx
@@ -905,7 +905,7 @@
     <w:r>
       <w:tab/>
       <w:tab/>
-      <w:t>2025-02-08</w:t>
+      <w:t>2025-02-09</w:t>
       <w:br/>
       <w:br/>
     </w:r>

--- a/klagomål/A 61915-2024 FSC-klagomål.docx
+++ b/klagomål/A 61915-2024 FSC-klagomål.docx
@@ -905,7 +905,7 @@
     <w:r>
       <w:tab/>
       <w:tab/>
-      <w:t>2025-02-09</w:t>
+      <w:t>2025-02-10</w:t>
       <w:br/>
       <w:br/>
     </w:r>

--- a/klagomål/A 61915-2024 FSC-klagomål.docx
+++ b/klagomål/A 61915-2024 FSC-klagomål.docx
@@ -905,7 +905,7 @@
     <w:r>
       <w:tab/>
       <w:tab/>
-      <w:t>2025-02-10</w:t>
+      <w:t>2025-02-11</w:t>
       <w:br/>
       <w:br/>
     </w:r>

--- a/klagomål/A 61915-2024 FSC-klagomål.docx
+++ b/klagomål/A 61915-2024 FSC-klagomål.docx
@@ -905,7 +905,7 @@
     <w:r>
       <w:tab/>
       <w:tab/>
-      <w:t>2025-02-11</w:t>
+      <w:t>2025-02-12</w:t>
       <w:br/>
       <w:br/>
     </w:r>

--- a/klagomål/A 61915-2024 FSC-klagomål.docx
+++ b/klagomål/A 61915-2024 FSC-klagomål.docx
@@ -905,7 +905,7 @@
     <w:r>
       <w:tab/>
       <w:tab/>
-      <w:t>2025-02-12</w:t>
+      <w:t>2025-02-13</w:t>
       <w:br/>
       <w:br/>
     </w:r>

--- a/klagomål/A 61915-2024 FSC-klagomål.docx
+++ b/klagomål/A 61915-2024 FSC-klagomål.docx
@@ -905,7 +905,7 @@
     <w:r>
       <w:tab/>
       <w:tab/>
-      <w:t>2025-02-13</w:t>
+      <w:t>2025-02-14</w:t>
       <w:br/>
       <w:br/>
     </w:r>

--- a/klagomål/A 61915-2024 FSC-klagomål.docx
+++ b/klagomål/A 61915-2024 FSC-klagomål.docx
@@ -905,7 +905,7 @@
     <w:r>
       <w:tab/>
       <w:tab/>
-      <w:t>2025-02-14</w:t>
+      <w:t>2025-02-15</w:t>
       <w:br/>
       <w:br/>
     </w:r>

--- a/klagomål/A 61915-2024 FSC-klagomål.docx
+++ b/klagomål/A 61915-2024 FSC-klagomål.docx
@@ -905,7 +905,7 @@
     <w:r>
       <w:tab/>
       <w:tab/>
-      <w:t>2025-02-15</w:t>
+      <w:t>2025-02-16</w:t>
       <w:br/>
       <w:br/>
     </w:r>

--- a/klagomål/A 61915-2024 FSC-klagomål.docx
+++ b/klagomål/A 61915-2024 FSC-klagomål.docx
@@ -905,7 +905,7 @@
     <w:r>
       <w:tab/>
       <w:tab/>
-      <w:t>2025-02-16</w:t>
+      <w:t>2025-02-17</w:t>
       <w:br/>
       <w:br/>
     </w:r>

--- a/klagomål/A 61915-2024 FSC-klagomål.docx
+++ b/klagomål/A 61915-2024 FSC-klagomål.docx
@@ -905,7 +905,7 @@
     <w:r>
       <w:tab/>
       <w:tab/>
-      <w:t>2025-02-17</w:t>
+      <w:t>2025-02-18</w:t>
       <w:br/>
       <w:br/>
     </w:r>

--- a/klagomål/A 61915-2024 FSC-klagomål.docx
+++ b/klagomål/A 61915-2024 FSC-klagomål.docx
@@ -905,7 +905,7 @@
     <w:r>
       <w:tab/>
       <w:tab/>
-      <w:t>2025-02-18</w:t>
+      <w:t>2025-02-19</w:t>
       <w:br/>
       <w:br/>
     </w:r>

--- a/klagomål/A 61915-2024 FSC-klagomål.docx
+++ b/klagomål/A 61915-2024 FSC-klagomål.docx
@@ -905,7 +905,7 @@
     <w:r>
       <w:tab/>
       <w:tab/>
-      <w:t>2025-02-19</w:t>
+      <w:t>2025-02-20</w:t>
       <w:br/>
       <w:br/>
     </w:r>

--- a/klagomål/A 61915-2024 FSC-klagomål.docx
+++ b/klagomål/A 61915-2024 FSC-klagomål.docx
@@ -905,7 +905,7 @@
     <w:r>
       <w:tab/>
       <w:tab/>
-      <w:t>2025-02-20</w:t>
+      <w:t>2025-02-21</w:t>
       <w:br/>
       <w:br/>
     </w:r>

--- a/klagomål/A 61915-2024 FSC-klagomål.docx
+++ b/klagomål/A 61915-2024 FSC-klagomål.docx
@@ -905,7 +905,7 @@
     <w:r>
       <w:tab/>
       <w:tab/>
-      <w:t>2025-02-21</w:t>
+      <w:t>2025-02-22</w:t>
       <w:br/>
       <w:br/>
     </w:r>

--- a/klagomål/A 61915-2024 FSC-klagomål.docx
+++ b/klagomål/A 61915-2024 FSC-klagomål.docx
@@ -905,7 +905,7 @@
     <w:r>
       <w:tab/>
       <w:tab/>
-      <w:t>2025-02-22</w:t>
+      <w:t>2025-02-23</w:t>
       <w:br/>
       <w:br/>
     </w:r>

--- a/klagomål/A 61915-2024 FSC-klagomål.docx
+++ b/klagomål/A 61915-2024 FSC-klagomål.docx
@@ -905,7 +905,7 @@
     <w:r>
       <w:tab/>
       <w:tab/>
-      <w:t>2025-02-23</w:t>
+      <w:t>2025-02-24</w:t>
       <w:br/>
       <w:br/>
     </w:r>

--- a/klagomål/A 61915-2024 FSC-klagomål.docx
+++ b/klagomål/A 61915-2024 FSC-klagomål.docx
@@ -905,7 +905,7 @@
     <w:r>
       <w:tab/>
       <w:tab/>
-      <w:t>2025-02-24</w:t>
+      <w:t>2025-02-25</w:t>
       <w:br/>
       <w:br/>
     </w:r>

--- a/klagomål/A 61915-2024 FSC-klagomål.docx
+++ b/klagomål/A 61915-2024 FSC-klagomål.docx
@@ -905,7 +905,7 @@
     <w:r>
       <w:tab/>
       <w:tab/>
-      <w:t>2025-02-25</w:t>
+      <w:t>2025-02-26</w:t>
       <w:br/>
       <w:br/>
     </w:r>

--- a/klagomål/A 61915-2024 FSC-klagomål.docx
+++ b/klagomål/A 61915-2024 FSC-klagomål.docx
@@ -905,7 +905,7 @@
     <w:r>
       <w:tab/>
       <w:tab/>
-      <w:t>2025-02-26</w:t>
+      <w:t>2025-02-27</w:t>
       <w:br/>
       <w:br/>
     </w:r>

--- a/klagomål/A 61915-2024 FSC-klagomål.docx
+++ b/klagomål/A 61915-2024 FSC-klagomål.docx
@@ -905,7 +905,7 @@
     <w:r>
       <w:tab/>
       <w:tab/>
-      <w:t>2025-02-27</w:t>
+      <w:t>2025-02-28</w:t>
       <w:br/>
       <w:br/>
     </w:r>

--- a/klagomål/A 61915-2024 FSC-klagomål.docx
+++ b/klagomål/A 61915-2024 FSC-klagomål.docx
@@ -905,7 +905,7 @@
     <w:r>
       <w:tab/>
       <w:tab/>
-      <w:t>2025-02-28</w:t>
+      <w:t>2025-03-01</w:t>
       <w:br/>
       <w:br/>
     </w:r>

--- a/klagomål/A 61915-2024 FSC-klagomål.docx
+++ b/klagomål/A 61915-2024 FSC-klagomål.docx
@@ -905,7 +905,7 @@
     <w:r>
       <w:tab/>
       <w:tab/>
-      <w:t>2025-03-01</w:t>
+      <w:t>2025-03-02</w:t>
       <w:br/>
       <w:br/>
     </w:r>

--- a/klagomål/A 61915-2024 FSC-klagomål.docx
+++ b/klagomål/A 61915-2024 FSC-klagomål.docx
@@ -905,7 +905,7 @@
     <w:r>
       <w:tab/>
       <w:tab/>
-      <w:t>2025-03-02</w:t>
+      <w:t>2025-03-03</w:t>
       <w:br/>
       <w:br/>
     </w:r>

--- a/klagomål/A 61915-2024 FSC-klagomål.docx
+++ b/klagomål/A 61915-2024 FSC-klagomål.docx
@@ -905,7 +905,7 @@
     <w:r>
       <w:tab/>
       <w:tab/>
-      <w:t>2025-03-03</w:t>
+      <w:t>2025-03-04</w:t>
       <w:br/>
       <w:br/>
     </w:r>

--- a/klagomål/A 61915-2024 FSC-klagomål.docx
+++ b/klagomål/A 61915-2024 FSC-klagomål.docx
@@ -905,7 +905,7 @@
     <w:r>
       <w:tab/>
       <w:tab/>
-      <w:t>2025-03-04</w:t>
+      <w:t>2025-03-05</w:t>
       <w:br/>
       <w:br/>
     </w:r>

--- a/klagomål/A 61915-2024 FSC-klagomål.docx
+++ b/klagomål/A 61915-2024 FSC-klagomål.docx
@@ -905,7 +905,7 @@
     <w:r>
       <w:tab/>
       <w:tab/>
-      <w:t>2025-03-05</w:t>
+      <w:t>2025-03-06</w:t>
       <w:br/>
       <w:br/>
     </w:r>

--- a/klagomål/A 61915-2024 FSC-klagomål.docx
+++ b/klagomål/A 61915-2024 FSC-klagomål.docx
@@ -905,7 +905,7 @@
     <w:r>
       <w:tab/>
       <w:tab/>
-      <w:t>2025-03-06</w:t>
+      <w:t>2025-03-07</w:t>
       <w:br/>
       <w:br/>
     </w:r>

--- a/klagomål/A 61915-2024 FSC-klagomål.docx
+++ b/klagomål/A 61915-2024 FSC-klagomål.docx
@@ -905,7 +905,7 @@
     <w:r>
       <w:tab/>
       <w:tab/>
-      <w:t>2025-03-07</w:t>
+      <w:t>2025-03-08</w:t>
       <w:br/>
       <w:br/>
     </w:r>

--- a/klagomål/A 61915-2024 FSC-klagomål.docx
+++ b/klagomål/A 61915-2024 FSC-klagomål.docx
@@ -905,7 +905,7 @@
     <w:r>
       <w:tab/>
       <w:tab/>
-      <w:t>2025-03-08</w:t>
+      <w:t>2025-03-09</w:t>
       <w:br/>
       <w:br/>
     </w:r>

--- a/klagomål/A 61915-2024 FSC-klagomål.docx
+++ b/klagomål/A 61915-2024 FSC-klagomål.docx
@@ -905,7 +905,7 @@
     <w:r>
       <w:tab/>
       <w:tab/>
-      <w:t>2025-03-09</w:t>
+      <w:t>2025-03-10</w:t>
       <w:br/>
       <w:br/>
     </w:r>

--- a/klagomål/A 61915-2024 FSC-klagomål.docx
+++ b/klagomål/A 61915-2024 FSC-klagomål.docx
@@ -905,7 +905,7 @@
     <w:r>
       <w:tab/>
       <w:tab/>
-      <w:t>2025-03-10</w:t>
+      <w:t>2025-03-11</w:t>
       <w:br/>
       <w:br/>
     </w:r>

--- a/klagomål/A 61915-2024 FSC-klagomål.docx
+++ b/klagomål/A 61915-2024 FSC-klagomål.docx
@@ -905,7 +905,7 @@
     <w:r>
       <w:tab/>
       <w:tab/>
-      <w:t>2025-03-11</w:t>
+      <w:t>2025-03-12</w:t>
       <w:br/>
       <w:br/>
     </w:r>

--- a/klagomål/A 61915-2024 FSC-klagomål.docx
+++ b/klagomål/A 61915-2024 FSC-klagomål.docx
@@ -905,7 +905,7 @@
     <w:r>
       <w:tab/>
       <w:tab/>
-      <w:t>2025-03-12</w:t>
+      <w:t>2025-03-13</w:t>
       <w:br/>
       <w:br/>
     </w:r>

--- a/klagomål/A 61915-2024 FSC-klagomål.docx
+++ b/klagomål/A 61915-2024 FSC-klagomål.docx
@@ -191,7 +191,7 @@
     </w:p>
     <w:p>
       <w:r>
-        <w:t>I avverkningsanmälan har följande 1 naturvårdsarter hittats: knärot (VU, §8). Av dessa är 1 rödlistade. För rödlistade arter har rödlistekategorin angivits inom parentes. För fridlysta arter anges även paragrafen i Artskyddsförordningen som arten är fridlyst enligt.</w:t>
+        <w:t>I avverkningsanmälan har följande 4 naturvårdsarter hittats: knärot (VU, §8), sommarfibbla (NT), svinrot (NT) och vårstarr (NT). Av dessa är 4 rödlistade. För rödlistade arter har rödlistekategorin angivits inom parentes. För fridlysta arter anges även paragrafen i Artskyddsförordningen som arten är fridlyst enligt.</w:t>
       </w:r>
     </w:p>
     <w:p>
@@ -422,7 +422,7 @@
         <w:rPr>
           <w:i/>
         </w:rPr>
-        <w:t>I det avverkningsanmälda skogsområdet har 1 naturvårdsarter varav 1 rödlistade arter sina livsmiljöer och växtplatser.</w:t>
+        <w:t>I det avverkningsanmälda skogsområdet har 4 naturvårdsarter varav 4 rödlistade arter sina livsmiljöer och växtplatser.</w:t>
       </w:r>
     </w:p>
     <w:p>
@@ -905,7 +905,7 @@
     <w:r>
       <w:tab/>
       <w:tab/>
-      <w:t>2025-03-13</w:t>
+      <w:t>2025-03-14</w:t>
       <w:br/>
       <w:br/>
     </w:r>

--- a/klagomål/A 61915-2024 FSC-klagomål.docx
+++ b/klagomål/A 61915-2024 FSC-klagomål.docx
@@ -191,7 +191,7 @@
     </w:p>
     <w:p>
       <w:r>
-        <w:t>I avverkningsanmälan har följande 4 naturvårdsarter hittats: knärot (VU, §8), sommarfibbla (NT), svinrot (NT) och vårstarr (NT). Av dessa är 4 rödlistade. För rödlistade arter har rödlistekategorin angivits inom parentes. För fridlysta arter anges även paragrafen i Artskyddsförordningen som arten är fridlyst enligt.</w:t>
+        <w:t>I avverkningsanmälan har följande 5 naturvårdsarter hittats: knärot (VU, §8), backstarr (NT), sommarfibbla (NT), svinrot (NT) och vårstarr (NT). Av dessa är 5 rödlistade. För rödlistade arter har rödlistekategorin angivits inom parentes. För fridlysta arter anges även paragrafen i Artskyddsförordningen som arten är fridlyst enligt.</w:t>
       </w:r>
     </w:p>
     <w:p>
@@ -422,7 +422,7 @@
         <w:rPr>
           <w:i/>
         </w:rPr>
-        <w:t>I det avverkningsanmälda skogsområdet har 4 naturvårdsarter varav 4 rödlistade arter sina livsmiljöer och växtplatser.</w:t>
+        <w:t>I det avverkningsanmälda skogsområdet har 5 naturvårdsarter varav 5 rödlistade arter sina livsmiljöer och växtplatser.</w:t>
       </w:r>
     </w:p>
     <w:p>
@@ -905,7 +905,7 @@
     <w:r>
       <w:tab/>
       <w:tab/>
-      <w:t>2025-03-14</w:t>
+      <w:t>2025-03-15</w:t>
       <w:br/>
       <w:br/>
     </w:r>

--- a/klagomål/A 61915-2024 FSC-klagomål.docx
+++ b/klagomål/A 61915-2024 FSC-klagomål.docx
@@ -905,7 +905,7 @@
     <w:r>
       <w:tab/>
       <w:tab/>
-      <w:t>2025-03-15</w:t>
+      <w:t>2025-03-16</w:t>
       <w:br/>
       <w:br/>
     </w:r>

--- a/klagomål/A 61915-2024 FSC-klagomål.docx
+++ b/klagomål/A 61915-2024 FSC-klagomål.docx
@@ -905,7 +905,7 @@
     <w:r>
       <w:tab/>
       <w:tab/>
-      <w:t>2025-03-16</w:t>
+      <w:t>2025-03-17</w:t>
       <w:br/>
       <w:br/>
     </w:r>

--- a/klagomål/A 61915-2024 FSC-klagomål.docx
+++ b/klagomål/A 61915-2024 FSC-klagomål.docx
@@ -905,7 +905,7 @@
     <w:r>
       <w:tab/>
       <w:tab/>
-      <w:t>2025-03-17</w:t>
+      <w:t>2025-03-18</w:t>
       <w:br/>
       <w:br/>
     </w:r>

--- a/klagomål/A 61915-2024 FSC-klagomål.docx
+++ b/klagomål/A 61915-2024 FSC-klagomål.docx
@@ -905,7 +905,7 @@
     <w:r>
       <w:tab/>
       <w:tab/>
-      <w:t>2025-03-18</w:t>
+      <w:t>2025-03-19</w:t>
       <w:br/>
       <w:br/>
     </w:r>

--- a/klagomål/A 61915-2024 FSC-klagomål.docx
+++ b/klagomål/A 61915-2024 FSC-klagomål.docx
@@ -905,7 +905,7 @@
     <w:r>
       <w:tab/>
       <w:tab/>
-      <w:t>2025-03-19</w:t>
+      <w:t>2025-03-20</w:t>
       <w:br/>
       <w:br/>
     </w:r>

--- a/klagomål/A 61915-2024 FSC-klagomål.docx
+++ b/klagomål/A 61915-2024 FSC-klagomål.docx
@@ -905,7 +905,7 @@
     <w:r>
       <w:tab/>
       <w:tab/>
-      <w:t>2025-03-20</w:t>
+      <w:t>2025-03-21</w:t>
       <w:br/>
       <w:br/>
     </w:r>

--- a/klagomål/A 61915-2024 FSC-klagomål.docx
+++ b/klagomål/A 61915-2024 FSC-klagomål.docx
@@ -905,7 +905,7 @@
     <w:r>
       <w:tab/>
       <w:tab/>
-      <w:t>2025-03-21</w:t>
+      <w:t>2025-03-22</w:t>
       <w:br/>
       <w:br/>
     </w:r>

--- a/klagomål/A 61915-2024 FSC-klagomål.docx
+++ b/klagomål/A 61915-2024 FSC-klagomål.docx
@@ -905,7 +905,7 @@
     <w:r>
       <w:tab/>
       <w:tab/>
-      <w:t>2025-03-22</w:t>
+      <w:t>2025-03-23</w:t>
       <w:br/>
       <w:br/>
     </w:r>

--- a/klagomål/A 61915-2024 FSC-klagomål.docx
+++ b/klagomål/A 61915-2024 FSC-klagomål.docx
@@ -905,7 +905,7 @@
     <w:r>
       <w:tab/>
       <w:tab/>
-      <w:t>2025-03-23</w:t>
+      <w:t>2025-03-24</w:t>
       <w:br/>
       <w:br/>
     </w:r>

--- a/klagomål/A 61915-2024 FSC-klagomål.docx
+++ b/klagomål/A 61915-2024 FSC-klagomål.docx
@@ -905,7 +905,7 @@
     <w:r>
       <w:tab/>
       <w:tab/>
-      <w:t>2025-03-24</w:t>
+      <w:t>2025-03-25</w:t>
       <w:br/>
       <w:br/>
     </w:r>

--- a/klagomål/A 61915-2024 FSC-klagomål.docx
+++ b/klagomål/A 61915-2024 FSC-klagomål.docx
@@ -905,7 +905,7 @@
     <w:r>
       <w:tab/>
       <w:tab/>
-      <w:t>2025-03-25</w:t>
+      <w:t>2025-03-26</w:t>
       <w:br/>
       <w:br/>
     </w:r>

--- a/klagomål/A 61915-2024 FSC-klagomål.docx
+++ b/klagomål/A 61915-2024 FSC-klagomål.docx
@@ -905,7 +905,7 @@
     <w:r>
       <w:tab/>
       <w:tab/>
-      <w:t>2025-03-26</w:t>
+      <w:t>2025-03-27</w:t>
       <w:br/>
       <w:br/>
     </w:r>

--- a/klagomål/A 61915-2024 FSC-klagomål.docx
+++ b/klagomål/A 61915-2024 FSC-klagomål.docx
@@ -905,7 +905,7 @@
     <w:r>
       <w:tab/>
       <w:tab/>
-      <w:t>2025-03-27</w:t>
+      <w:t>2025-03-28</w:t>
       <w:br/>
       <w:br/>
     </w:r>

--- a/klagomål/A 61915-2024 FSC-klagomål.docx
+++ b/klagomål/A 61915-2024 FSC-klagomål.docx
@@ -905,7 +905,7 @@
     <w:r>
       <w:tab/>
       <w:tab/>
-      <w:t>2025-03-28</w:t>
+      <w:t>2025-03-29</w:t>
       <w:br/>
       <w:br/>
     </w:r>

--- a/klagomål/A 61915-2024 FSC-klagomål.docx
+++ b/klagomål/A 61915-2024 FSC-klagomål.docx
@@ -905,7 +905,7 @@
     <w:r>
       <w:tab/>
       <w:tab/>
-      <w:t>2025-04-02</w:t>
+      <w:t>2025-04-03</w:t>
       <w:br/>
       <w:br/>
     </w:r>

--- a/klagomål/A 61915-2024 FSC-klagomål.docx
+++ b/klagomål/A 61915-2024 FSC-klagomål.docx
@@ -905,7 +905,7 @@
     <w:r>
       <w:tab/>
       <w:tab/>
-      <w:t>2025-04-03</w:t>
+      <w:t>2025-04-05</w:t>
       <w:br/>
       <w:br/>
     </w:r>

--- a/klagomål/A 61915-2024 FSC-klagomål.docx
+++ b/klagomål/A 61915-2024 FSC-klagomål.docx
@@ -905,7 +905,7 @@
     <w:r>
       <w:tab/>
       <w:tab/>
-      <w:t>2025-04-05</w:t>
+      <w:t>2025-04-06</w:t>
       <w:br/>
       <w:br/>
     </w:r>

--- a/klagomål/A 61915-2024 FSC-klagomål.docx
+++ b/klagomål/A 61915-2024 FSC-klagomål.docx
@@ -905,7 +905,7 @@
     <w:r>
       <w:tab/>
       <w:tab/>
-      <w:t>2025-04-06</w:t>
+      <w:t>2025-04-07</w:t>
       <w:br/>
       <w:br/>
     </w:r>

--- a/klagomål/A 61915-2024 FSC-klagomål.docx
+++ b/klagomål/A 61915-2024 FSC-klagomål.docx
@@ -905,7 +905,7 @@
     <w:r>
       <w:tab/>
       <w:tab/>
-      <w:t>2025-04-07</w:t>
+      <w:t>2025-04-08</w:t>
       <w:br/>
       <w:br/>
     </w:r>

--- a/klagomål/A 61915-2024 FSC-klagomål.docx
+++ b/klagomål/A 61915-2024 FSC-klagomål.docx
@@ -905,7 +905,7 @@
     <w:r>
       <w:tab/>
       <w:tab/>
-      <w:t>2025-04-08</w:t>
+      <w:t>2025-04-09</w:t>
       <w:br/>
       <w:br/>
     </w:r>

--- a/klagomål/A 61915-2024 FSC-klagomål.docx
+++ b/klagomål/A 61915-2024 FSC-klagomål.docx
@@ -272,7 +272,7 @@
     </w:p>
     <w:p>
       <w:r>
-        <w:t>I det avverkningsanmälda området finns 2 fyndplatser för knärot registrerade på Artportalen. Figur 2 visar gränserna för buffertzoner på 50 m, som behöver lämnas kring fyndplatserna för att knärotslokalerna inte ska försvinna vid en avverkning. Av det avverkningsanmälda området överlappar 0.50 ha med buffertzonerna och får av detta skäl inte avverkas.</w:t>
+        <w:t>I det avverkningsanmälda området finns 1 fyndplatser för knärot registrerade på Artportalen. Figur 2 visar gränserna för buffertzoner på 50 m, som behöver lämnas kring fyndplatserna för att knärotslokalerna inte ska försvinna vid en avverkning. Av det avverkningsanmälda området överlappar 0.50 ha med buffertzonerna och får av detta skäl inte avverkas.</w:t>
       </w:r>
     </w:p>
     <w:p>
@@ -718,7 +718,7 @@
         <w:t xml:space="preserve">Level and pattern of overstory retention interact to shape long-term responses of understories to timber harvest. </w:t>
       </w:r>
       <w:r>
-        <w:t xml:space="preserve">Ecological Applications, 22, 2049–2064 </w:t>
+        <w:t>Ecological Applications, 22, 2049–2064</w:t>
       </w:r>
     </w:p>
     <w:p>
@@ -905,7 +905,7 @@
     <w:r>
       <w:tab/>
       <w:tab/>
-      <w:t>2025-04-09</w:t>
+      <w:t>2025-04-10</w:t>
       <w:br/>
       <w:br/>
     </w:r>

--- a/klagomål/A 61915-2024 FSC-klagomål.docx
+++ b/klagomål/A 61915-2024 FSC-klagomål.docx
@@ -905,7 +905,7 @@
     <w:r>
       <w:tab/>
       <w:tab/>
-      <w:t>2025-04-10</w:t>
+      <w:t>2025-04-11</w:t>
       <w:br/>
       <w:br/>
     </w:r>

--- a/klagomål/A 61915-2024 FSC-klagomål.docx
+++ b/klagomål/A 61915-2024 FSC-klagomål.docx
@@ -905,7 +905,7 @@
     <w:r>
       <w:tab/>
       <w:tab/>
-      <w:t>2025-04-11</w:t>
+      <w:t>2025-04-12</w:t>
       <w:br/>
       <w:br/>
     </w:r>

--- a/klagomål/A 61915-2024 FSC-klagomål.docx
+++ b/klagomål/A 61915-2024 FSC-klagomål.docx
@@ -905,7 +905,7 @@
     <w:r>
       <w:tab/>
       <w:tab/>
-      <w:t>2025-04-12</w:t>
+      <w:t>2025-04-13</w:t>
       <w:br/>
       <w:br/>
     </w:r>

--- a/klagomål/A 61915-2024 FSC-klagomål.docx
+++ b/klagomål/A 61915-2024 FSC-klagomål.docx
@@ -905,7 +905,7 @@
     <w:r>
       <w:tab/>
       <w:tab/>
-      <w:t>2025-04-13</w:t>
+      <w:t>2025-04-14</w:t>
       <w:br/>
       <w:br/>
     </w:r>

--- a/klagomål/A 61915-2024 FSC-klagomål.docx
+++ b/klagomål/A 61915-2024 FSC-klagomål.docx
@@ -905,7 +905,7 @@
     <w:r>
       <w:tab/>
       <w:tab/>
-      <w:t>2025-04-14</w:t>
+      <w:t>2025-04-15</w:t>
       <w:br/>
       <w:br/>
     </w:r>

--- a/klagomål/A 61915-2024 FSC-klagomål.docx
+++ b/klagomål/A 61915-2024 FSC-klagomål.docx
@@ -905,7 +905,7 @@
     <w:r>
       <w:tab/>
       <w:tab/>
-      <w:t>2025-04-15</w:t>
+      <w:t>2025-04-16</w:t>
       <w:br/>
       <w:br/>
     </w:r>

--- a/klagomål/A 61915-2024 FSC-klagomål.docx
+++ b/klagomål/A 61915-2024 FSC-klagomål.docx
@@ -905,7 +905,7 @@
     <w:r>
       <w:tab/>
       <w:tab/>
-      <w:t>2025-04-16</w:t>
+      <w:t>2025-04-17</w:t>
       <w:br/>
       <w:br/>
     </w:r>

--- a/klagomål/A 61915-2024 FSC-klagomål.docx
+++ b/klagomål/A 61915-2024 FSC-klagomål.docx
@@ -905,7 +905,7 @@
     <w:r>
       <w:tab/>
       <w:tab/>
-      <w:t>2025-04-17</w:t>
+      <w:t>2025-04-18</w:t>
       <w:br/>
       <w:br/>
     </w:r>

--- a/klagomål/A 61915-2024 FSC-klagomål.docx
+++ b/klagomål/A 61915-2024 FSC-klagomål.docx
@@ -905,7 +905,7 @@
     <w:r>
       <w:tab/>
       <w:tab/>
-      <w:t>2025-04-18</w:t>
+      <w:t>2025-04-19</w:t>
       <w:br/>
       <w:br/>
     </w:r>

--- a/klagomål/A 61915-2024 FSC-klagomål.docx
+++ b/klagomål/A 61915-2024 FSC-klagomål.docx
@@ -905,7 +905,7 @@
     <w:r>
       <w:tab/>
       <w:tab/>
-      <w:t>2025-05-03</w:t>
+      <w:t>2025-05-04</w:t>
       <w:br/>
       <w:br/>
     </w:r>

--- a/klagomål/A 61915-2024 FSC-klagomål.docx
+++ b/klagomål/A 61915-2024 FSC-klagomål.docx
@@ -905,7 +905,7 @@
     <w:r>
       <w:tab/>
       <w:tab/>
-      <w:t>2025-05-04</w:t>
+      <w:t>2025-05-06</w:t>
       <w:br/>
       <w:br/>
     </w:r>

--- a/klagomål/A 61915-2024 FSC-klagomål.docx
+++ b/klagomål/A 61915-2024 FSC-klagomål.docx
@@ -905,7 +905,7 @@
     <w:r>
       <w:tab/>
       <w:tab/>
-      <w:t>2025-05-06</w:t>
+      <w:t>2025-05-07</w:t>
       <w:br/>
       <w:br/>
     </w:r>

--- a/klagomål/A 61915-2024 FSC-klagomål.docx
+++ b/klagomål/A 61915-2024 FSC-klagomål.docx
@@ -905,7 +905,7 @@
     <w:r>
       <w:tab/>
       <w:tab/>
-      <w:t>2025-05-07</w:t>
+      <w:t>2025-05-08</w:t>
       <w:br/>
       <w:br/>
     </w:r>

--- a/klagomål/A 61915-2024 FSC-klagomål.docx
+++ b/klagomål/A 61915-2024 FSC-klagomål.docx
@@ -905,7 +905,7 @@
     <w:r>
       <w:tab/>
       <w:tab/>
-      <w:t>2025-05-08</w:t>
+      <w:t>2025-05-09</w:t>
       <w:br/>
       <w:br/>
     </w:r>

--- a/klagomål/A 61915-2024 FSC-klagomål.docx
+++ b/klagomål/A 61915-2024 FSC-klagomål.docx
@@ -905,7 +905,7 @@
     <w:r>
       <w:tab/>
       <w:tab/>
-      <w:t>2025-05-09</w:t>
+      <w:t>2025-05-10</w:t>
       <w:br/>
       <w:br/>
     </w:r>

--- a/klagomål/A 61915-2024 FSC-klagomål.docx
+++ b/klagomål/A 61915-2024 FSC-klagomål.docx
@@ -905,7 +905,7 @@
     <w:r>
       <w:tab/>
       <w:tab/>
-      <w:t>2025-05-10</w:t>
+      <w:t>2025-05-11</w:t>
       <w:br/>
       <w:br/>
     </w:r>

--- a/klagomål/A 61915-2024 FSC-klagomål.docx
+++ b/klagomål/A 61915-2024 FSC-klagomål.docx
@@ -905,7 +905,7 @@
     <w:r>
       <w:tab/>
       <w:tab/>
-      <w:t>2025-05-11</w:t>
+      <w:t>2025-05-12</w:t>
       <w:br/>
       <w:br/>
     </w:r>

--- a/klagomål/A 61915-2024 FSC-klagomål.docx
+++ b/klagomål/A 61915-2024 FSC-klagomål.docx
@@ -905,7 +905,7 @@
     <w:r>
       <w:tab/>
       <w:tab/>
-      <w:t>2025-05-12</w:t>
+      <w:t>2025-05-13</w:t>
       <w:br/>
       <w:br/>
     </w:r>

--- a/klagomål/A 61915-2024 FSC-klagomål.docx
+++ b/klagomål/A 61915-2024 FSC-klagomål.docx
@@ -905,7 +905,7 @@
     <w:r>
       <w:tab/>
       <w:tab/>
-      <w:t>2025-05-13</w:t>
+      <w:t>2025-05-14</w:t>
       <w:br/>
       <w:br/>
     </w:r>

--- a/klagomål/A 61915-2024 FSC-klagomål.docx
+++ b/klagomål/A 61915-2024 FSC-klagomål.docx
@@ -905,7 +905,7 @@
     <w:r>
       <w:tab/>
       <w:tab/>
-      <w:t>2025-05-14</w:t>
+      <w:t>2025-05-15</w:t>
       <w:br/>
       <w:br/>
     </w:r>

--- a/klagomål/A 61915-2024 FSC-klagomål.docx
+++ b/klagomål/A 61915-2024 FSC-klagomål.docx
@@ -905,7 +905,7 @@
     <w:r>
       <w:tab/>
       <w:tab/>
-      <w:t>2025-05-15</w:t>
+      <w:t>2025-05-16</w:t>
       <w:br/>
       <w:br/>
     </w:r>

--- a/klagomål/A 61915-2024 FSC-klagomål.docx
+++ b/klagomål/A 61915-2024 FSC-klagomål.docx
@@ -905,7 +905,7 @@
     <w:r>
       <w:tab/>
       <w:tab/>
-      <w:t>2025-05-16</w:t>
+      <w:t>2025-05-17</w:t>
       <w:br/>
       <w:br/>
     </w:r>

--- a/klagomål/A 61915-2024 FSC-klagomål.docx
+++ b/klagomål/A 61915-2024 FSC-klagomål.docx
@@ -905,7 +905,7 @@
     <w:r>
       <w:tab/>
       <w:tab/>
-      <w:t>2025-05-17</w:t>
+      <w:t>2025-05-18</w:t>
       <w:br/>
       <w:br/>
     </w:r>

--- a/klagomål/A 61915-2024 FSC-klagomål.docx
+++ b/klagomål/A 61915-2024 FSC-klagomål.docx
@@ -905,7 +905,7 @@
     <w:r>
       <w:tab/>
       <w:tab/>
-      <w:t>2025-05-18</w:t>
+      <w:t>2025-05-19</w:t>
       <w:br/>
       <w:br/>
     </w:r>

--- a/klagomål/A 61915-2024 FSC-klagomål.docx
+++ b/klagomål/A 61915-2024 FSC-klagomål.docx
@@ -905,7 +905,7 @@
     <w:r>
       <w:tab/>
       <w:tab/>
-      <w:t>2025-05-19</w:t>
+      <w:t>2025-05-20</w:t>
       <w:br/>
       <w:br/>
     </w:r>

--- a/klagomål/A 61915-2024 FSC-klagomål.docx
+++ b/klagomål/A 61915-2024 FSC-klagomål.docx
@@ -905,7 +905,7 @@
     <w:r>
       <w:tab/>
       <w:tab/>
-      <w:t>2025-05-20</w:t>
+      <w:t>2025-05-21</w:t>
       <w:br/>
       <w:br/>
     </w:r>

--- a/klagomål/A 61915-2024 FSC-klagomål.docx
+++ b/klagomål/A 61915-2024 FSC-klagomål.docx
@@ -905,7 +905,7 @@
     <w:r>
       <w:tab/>
       <w:tab/>
-      <w:t>2025-05-21</w:t>
+      <w:t>2025-05-22</w:t>
       <w:br/>
       <w:br/>
     </w:r>

--- a/klagomål/A 61915-2024 FSC-klagomål.docx
+++ b/klagomål/A 61915-2024 FSC-klagomål.docx
@@ -905,7 +905,7 @@
     <w:r>
       <w:tab/>
       <w:tab/>
-      <w:t>2025-05-22</w:t>
+      <w:t>2025-05-23</w:t>
       <w:br/>
       <w:br/>
     </w:r>

--- a/klagomål/A 61915-2024 FSC-klagomål.docx
+++ b/klagomål/A 61915-2024 FSC-klagomål.docx
@@ -905,7 +905,7 @@
     <w:r>
       <w:tab/>
       <w:tab/>
-      <w:t>2025-05-23</w:t>
+      <w:t>2025-05-24</w:t>
       <w:br/>
       <w:br/>
     </w:r>

--- a/klagomål/A 61915-2024 FSC-klagomål.docx
+++ b/klagomål/A 61915-2024 FSC-klagomål.docx
@@ -905,7 +905,7 @@
     <w:r>
       <w:tab/>
       <w:tab/>
-      <w:t>2025-05-24</w:t>
+      <w:t>2025-05-25</w:t>
       <w:br/>
       <w:br/>
     </w:r>

--- a/klagomål/A 61915-2024 FSC-klagomål.docx
+++ b/klagomål/A 61915-2024 FSC-klagomål.docx
@@ -905,7 +905,7 @@
     <w:r>
       <w:tab/>
       <w:tab/>
-      <w:t>2025-05-25</w:t>
+      <w:t>2025-05-26</w:t>
       <w:br/>
       <w:br/>
     </w:r>

--- a/klagomål/A 61915-2024 FSC-klagomål.docx
+++ b/klagomål/A 61915-2024 FSC-klagomål.docx
@@ -905,7 +905,7 @@
     <w:r>
       <w:tab/>
       <w:tab/>
-      <w:t>2025-05-26</w:t>
+      <w:t>2025-05-27</w:t>
       <w:br/>
       <w:br/>
     </w:r>

--- a/klagomål/A 61915-2024 FSC-klagomål.docx
+++ b/klagomål/A 61915-2024 FSC-klagomål.docx
@@ -905,7 +905,7 @@
     <w:r>
       <w:tab/>
       <w:tab/>
-      <w:t>2025-05-27</w:t>
+      <w:t>2025-05-30</w:t>
       <w:br/>
       <w:br/>
     </w:r>

--- a/klagomål/A 61915-2024 FSC-klagomål.docx
+++ b/klagomål/A 61915-2024 FSC-klagomål.docx
@@ -905,7 +905,7 @@
     <w:r>
       <w:tab/>
       <w:tab/>
-      <w:t>2025-05-30</w:t>
+      <w:t>2025-06-01</w:t>
       <w:br/>
       <w:br/>
     </w:r>

--- a/klagomål/A 61915-2024 FSC-klagomål.docx
+++ b/klagomål/A 61915-2024 FSC-klagomål.docx
@@ -905,7 +905,7 @@
     <w:r>
       <w:tab/>
       <w:tab/>
-      <w:t>2025-06-01</w:t>
+      <w:t>2025-06-02</w:t>
       <w:br/>
       <w:br/>
     </w:r>

--- a/klagomål/A 61915-2024 FSC-klagomål.docx
+++ b/klagomål/A 61915-2024 FSC-klagomål.docx
@@ -905,7 +905,7 @@
     <w:r>
       <w:tab/>
       <w:tab/>
-      <w:t>2025-06-02</w:t>
+      <w:t>2025-06-03</w:t>
       <w:br/>
       <w:br/>
     </w:r>

--- a/klagomål/A 61915-2024 FSC-klagomål.docx
+++ b/klagomål/A 61915-2024 FSC-klagomål.docx
@@ -905,7 +905,7 @@
     <w:r>
       <w:tab/>
       <w:tab/>
-      <w:t>2025-06-03</w:t>
+      <w:t>2025-06-04</w:t>
       <w:br/>
       <w:br/>
     </w:r>

--- a/klagomål/A 61915-2024 FSC-klagomål.docx
+++ b/klagomål/A 61915-2024 FSC-klagomål.docx
@@ -905,7 +905,7 @@
     <w:r>
       <w:tab/>
       <w:tab/>
-      <w:t>2025-06-04</w:t>
+      <w:t>2025-06-05</w:t>
       <w:br/>
       <w:br/>
     </w:r>

--- a/klagomål/A 61915-2024 FSC-klagomål.docx
+++ b/klagomål/A 61915-2024 FSC-klagomål.docx
@@ -905,7 +905,7 @@
     <w:r>
       <w:tab/>
       <w:tab/>
-      <w:t>2025-06-05</w:t>
+      <w:t>2025-06-13</w:t>
       <w:br/>
       <w:br/>
     </w:r>

--- a/klagomål/A 61915-2024 FSC-klagomål.docx
+++ b/klagomål/A 61915-2024 FSC-klagomål.docx
@@ -905,7 +905,7 @@
     <w:r>
       <w:tab/>
       <w:tab/>
-      <w:t>2025-06-13</w:t>
+      <w:t>2025-06-15</w:t>
       <w:br/>
       <w:br/>
     </w:r>

--- a/klagomål/A 61915-2024 FSC-klagomål.docx
+++ b/klagomål/A 61915-2024 FSC-klagomål.docx
@@ -905,7 +905,7 @@
     <w:r>
       <w:tab/>
       <w:tab/>
-      <w:t>2025-06-15</w:t>
+      <w:t>2025-06-16</w:t>
       <w:br/>
       <w:br/>
     </w:r>

--- a/klagomål/A 61915-2024 FSC-klagomål.docx
+++ b/klagomål/A 61915-2024 FSC-klagomål.docx
@@ -905,7 +905,7 @@
     <w:r>
       <w:tab/>
       <w:tab/>
-      <w:t>2025-06-16</w:t>
+      <w:t>2025-06-17</w:t>
       <w:br/>
       <w:br/>
     </w:r>

--- a/klagomål/A 61915-2024 FSC-klagomål.docx
+++ b/klagomål/A 61915-2024 FSC-klagomål.docx
@@ -905,7 +905,7 @@
     <w:r>
       <w:tab/>
       <w:tab/>
-      <w:t>2025-06-17</w:t>
+      <w:t>2025-06-18</w:t>
       <w:br/>
       <w:br/>
     </w:r>

--- a/klagomål/A 61915-2024 FSC-klagomål.docx
+++ b/klagomål/A 61915-2024 FSC-klagomål.docx
@@ -905,7 +905,7 @@
     <w:r>
       <w:tab/>
       <w:tab/>
-      <w:t>2025-06-18</w:t>
+      <w:t>2025-06-19</w:t>
       <w:br/>
       <w:br/>
     </w:r>

--- a/klagomål/A 61915-2024 FSC-klagomål.docx
+++ b/klagomål/A 61915-2024 FSC-klagomål.docx
@@ -905,7 +905,7 @@
     <w:r>
       <w:tab/>
       <w:tab/>
-      <w:t>2025-06-19</w:t>
+      <w:t>2025-06-20</w:t>
       <w:br/>
       <w:br/>
     </w:r>

--- a/klagomål/A 61915-2024 FSC-klagomål.docx
+++ b/klagomål/A 61915-2024 FSC-klagomål.docx
@@ -905,7 +905,7 @@
     <w:r>
       <w:tab/>
       <w:tab/>
-      <w:t>2025-06-20</w:t>
+      <w:t>2025-06-21</w:t>
       <w:br/>
       <w:br/>
     </w:r>

--- a/klagomål/A 61915-2024 FSC-klagomål.docx
+++ b/klagomål/A 61915-2024 FSC-klagomål.docx
@@ -905,7 +905,7 @@
     <w:r>
       <w:tab/>
       <w:tab/>
-      <w:t>2025-06-21</w:t>
+      <w:t>2025-06-22</w:t>
       <w:br/>
       <w:br/>
     </w:r>

--- a/klagomål/A 61915-2024 FSC-klagomål.docx
+++ b/klagomål/A 61915-2024 FSC-klagomål.docx
@@ -905,7 +905,7 @@
     <w:r>
       <w:tab/>
       <w:tab/>
-      <w:t>2025-06-22</w:t>
+      <w:t>2025-06-23</w:t>
       <w:br/>
       <w:br/>
     </w:r>

--- a/klagomål/A 61915-2024 FSC-klagomål.docx
+++ b/klagomål/A 61915-2024 FSC-klagomål.docx
@@ -905,7 +905,7 @@
     <w:r>
       <w:tab/>
       <w:tab/>
-      <w:t>2025-06-23</w:t>
+      <w:t>2025-06-24</w:t>
       <w:br/>
       <w:br/>
     </w:r>

--- a/klagomål/A 61915-2024 FSC-klagomål.docx
+++ b/klagomål/A 61915-2024 FSC-klagomål.docx
@@ -905,7 +905,7 @@
     <w:r>
       <w:tab/>
       <w:tab/>
-      <w:t>2025-06-24</w:t>
+      <w:t>2025-06-25</w:t>
       <w:br/>
       <w:br/>
     </w:r>

--- a/klagomål/A 61915-2024 FSC-klagomål.docx
+++ b/klagomål/A 61915-2024 FSC-klagomål.docx
@@ -905,7 +905,7 @@
     <w:r>
       <w:tab/>
       <w:tab/>
-      <w:t>2025-06-25</w:t>
+      <w:t>2025-06-26</w:t>
       <w:br/>
       <w:br/>
     </w:r>

--- a/klagomål/A 61915-2024 FSC-klagomål.docx
+++ b/klagomål/A 61915-2024 FSC-klagomål.docx
@@ -905,7 +905,7 @@
     <w:r>
       <w:tab/>
       <w:tab/>
-      <w:t>2025-06-26</w:t>
+      <w:t>2025-06-27</w:t>
       <w:br/>
       <w:br/>
     </w:r>

--- a/klagomål/A 61915-2024 FSC-klagomål.docx
+++ b/klagomål/A 61915-2024 FSC-klagomål.docx
@@ -905,7 +905,7 @@
     <w:r>
       <w:tab/>
       <w:tab/>
-      <w:t>2025-06-27</w:t>
+      <w:t>2025-06-28</w:t>
       <w:br/>
       <w:br/>
     </w:r>

--- a/klagomål/A 61915-2024 FSC-klagomål.docx
+++ b/klagomål/A 61915-2024 FSC-klagomål.docx
@@ -905,7 +905,7 @@
     <w:r>
       <w:tab/>
       <w:tab/>
-      <w:t>2025-06-28</w:t>
+      <w:t>2025-06-29</w:t>
       <w:br/>
       <w:br/>
     </w:r>

--- a/klagomål/A 61915-2024 FSC-klagomål.docx
+++ b/klagomål/A 61915-2024 FSC-klagomål.docx
@@ -905,7 +905,7 @@
     <w:r>
       <w:tab/>
       <w:tab/>
-      <w:t>2025-06-29</w:t>
+      <w:t>2025-06-30</w:t>
       <w:br/>
       <w:br/>
     </w:r>

--- a/klagomål/A 61915-2024 FSC-klagomål.docx
+++ b/klagomål/A 61915-2024 FSC-klagomål.docx
@@ -905,7 +905,7 @@
     <w:r>
       <w:tab/>
       <w:tab/>
-      <w:t>2025-06-30</w:t>
+      <w:t>2025-07-01</w:t>
       <w:br/>
       <w:br/>
     </w:r>

--- a/klagomål/A 61915-2024 FSC-klagomål.docx
+++ b/klagomål/A 61915-2024 FSC-klagomål.docx
@@ -905,7 +905,7 @@
     <w:r>
       <w:tab/>
       <w:tab/>
-      <w:t>2025-07-01</w:t>
+      <w:t>2025-07-02</w:t>
       <w:br/>
       <w:br/>
     </w:r>

--- a/klagomål/A 61915-2024 FSC-klagomål.docx
+++ b/klagomål/A 61915-2024 FSC-klagomål.docx
@@ -905,7 +905,7 @@
     <w:r>
       <w:tab/>
       <w:tab/>
-      <w:t>2025-07-02</w:t>
+      <w:t>2025-07-03</w:t>
       <w:br/>
       <w:br/>
     </w:r>

--- a/klagomål/A 61915-2024 FSC-klagomål.docx
+++ b/klagomål/A 61915-2024 FSC-klagomål.docx
@@ -905,7 +905,7 @@
     <w:r>
       <w:tab/>
       <w:tab/>
-      <w:t>2025-07-03</w:t>
+      <w:t>2025-07-04</w:t>
       <w:br/>
       <w:br/>
     </w:r>

--- a/klagomål/A 61915-2024 FSC-klagomål.docx
+++ b/klagomål/A 61915-2024 FSC-klagomål.docx
@@ -905,7 +905,7 @@
     <w:r>
       <w:tab/>
       <w:tab/>
-      <w:t>2025-07-04</w:t>
+      <w:t>2025-07-05</w:t>
       <w:br/>
       <w:br/>
     </w:r>

--- a/klagomål/A 61915-2024 FSC-klagomål.docx
+++ b/klagomål/A 61915-2024 FSC-klagomål.docx
@@ -905,7 +905,7 @@
     <w:r>
       <w:tab/>
       <w:tab/>
-      <w:t>2025-07-05</w:t>
+      <w:t>2025-07-06</w:t>
       <w:br/>
       <w:br/>
     </w:r>

--- a/klagomål/A 61915-2024 FSC-klagomål.docx
+++ b/klagomål/A 61915-2024 FSC-klagomål.docx
@@ -905,7 +905,7 @@
     <w:r>
       <w:tab/>
       <w:tab/>
-      <w:t>2025-07-06</w:t>
+      <w:t>2025-07-07</w:t>
       <w:br/>
       <w:br/>
     </w:r>

--- a/klagomål/A 61915-2024 FSC-klagomål.docx
+++ b/klagomål/A 61915-2024 FSC-klagomål.docx
@@ -905,7 +905,7 @@
     <w:r>
       <w:tab/>
       <w:tab/>
-      <w:t>2025-07-07</w:t>
+      <w:t>2025-07-08</w:t>
       <w:br/>
       <w:br/>
     </w:r>

--- a/klagomål/A 61915-2024 FSC-klagomål.docx
+++ b/klagomål/A 61915-2024 FSC-klagomål.docx
@@ -905,7 +905,7 @@
     <w:r>
       <w:tab/>
       <w:tab/>
-      <w:t>2025-07-08</w:t>
+      <w:t>2025-07-09</w:t>
       <w:br/>
       <w:br/>
     </w:r>

--- a/klagomål/A 61915-2024 FSC-klagomål.docx
+++ b/klagomål/A 61915-2024 FSC-klagomål.docx
@@ -905,7 +905,7 @@
     <w:r>
       <w:tab/>
       <w:tab/>
-      <w:t>2025-07-09</w:t>
+      <w:t>2025-07-11</w:t>
       <w:br/>
       <w:br/>
     </w:r>

--- a/klagomål/A 61915-2024 FSC-klagomål.docx
+++ b/klagomål/A 61915-2024 FSC-klagomål.docx
@@ -905,7 +905,7 @@
     <w:r>
       <w:tab/>
       <w:tab/>
-      <w:t>2025-07-11</w:t>
+      <w:t>2025-07-12</w:t>
       <w:br/>
       <w:br/>
     </w:r>

--- a/klagomål/A 61915-2024 FSC-klagomål.docx
+++ b/klagomål/A 61915-2024 FSC-klagomål.docx
@@ -905,7 +905,7 @@
     <w:r>
       <w:tab/>
       <w:tab/>
-      <w:t>2025-07-12</w:t>
+      <w:t>2025-07-13</w:t>
       <w:br/>
       <w:br/>
     </w:r>

--- a/klagomål/A 61915-2024 FSC-klagomål.docx
+++ b/klagomål/A 61915-2024 FSC-klagomål.docx
@@ -905,7 +905,7 @@
     <w:r>
       <w:tab/>
       <w:tab/>
-      <w:t>2025-07-13</w:t>
+      <w:t>2025-07-14</w:t>
       <w:br/>
       <w:br/>
     </w:r>

--- a/klagomål/A 61915-2024 FSC-klagomål.docx
+++ b/klagomål/A 61915-2024 FSC-klagomål.docx
@@ -943,7 +943,7 @@
     <w:r>
       <w:tab/>
       <w:tab/>
-      <w:t>2025-08-06</w:t>
+      <w:t>2025-08-09</w:t>
       <w:br/>
       <w:br/>
     </w:r>
